--- a/블로그글작성/판례/물환경_대법원_시리즈/판례_대법원2019도3795_계획관리지역의특정수질유해물질배출공장금지는합헌입니다.docx
+++ b/블로그글작성/판례/물환경_대법원_시리즈/판례_대법원2019도3795_계획관리지역의특정수질유해물질배출공장금지는합헌입니다.docx
@@ -599,6 +599,13 @@
           <w:rFonts w:ascii="맑은 고딕" w:hAnsi="맑은 고딕" w:eastAsia="맑은 고딕" w:cs="맑은 고딕"/>
           <w:color w:val="000000"/>
         </w:rPr>
+        <w:br/>
+      </w:r>
+      <w:r>
+        <w:rPr>
+          <w:rFonts w:ascii="맑은 고딕" w:hAnsi="맑은 고딕" w:eastAsia="맑은 고딕" w:cs="맑은 고딕"/>
+          <w:color w:val="000000"/>
+        </w:rPr>
         <w:t>② 같은 법은 상수원보호구역 상류지역 등에 폐수배출시설 설치제한지역을 지정·고시하여 설치를 제한할 수 있게 하면서도, 그 제한에도 불구하고 일정한 특정수질유해물질 배출시설은 폐수무방류배출시설 방식으로 설치할 수 있도록 정하고 있었다.</w:t>
       </w:r>
       <w:r>
@@ -613,6 +620,13 @@
           <w:rFonts w:ascii="맑은 고딕" w:hAnsi="맑은 고딕" w:eastAsia="맑은 고딕" w:cs="맑은 고딕"/>
           <w:color w:val="000000"/>
         </w:rPr>
+        <w:br/>
+      </w:r>
+      <w:r>
+        <w:rPr>
+          <w:rFonts w:ascii="맑은 고딕" w:hAnsi="맑은 고딕" w:eastAsia="맑은 고딕" w:cs="맑은 고딕"/>
+          <w:color w:val="000000"/>
+        </w:rPr>
         <w:t>③ 국토계획법 시행령 [별표 20]은 계획관리지역 안에서 건축할 수 없는 건축물의 하나로, 특정수질유해물질이 기준 이상으로 배출되는 공장시설을 규정하면서 폐수무방류배출시설 설치허가를 받아 운영하는 경우를 예외로 두고 있었다.</w:t>
       </w:r>
       <w:r>
@@ -627,7 +641,21 @@
           <w:rFonts w:ascii="맑은 고딕" w:hAnsi="맑은 고딕" w:eastAsia="맑은 고딕" w:cs="맑은 고딕"/>
           <w:color w:val="000000"/>
         </w:rPr>
+        <w:br/>
+      </w:r>
+      <w:r>
+        <w:rPr>
+          <w:rFonts w:ascii="맑은 고딕" w:hAnsi="맑은 고딕" w:eastAsia="맑은 고딕" w:cs="맑은 고딕"/>
+          <w:color w:val="000000"/>
+        </w:rPr>
         <w:t>④ 그런데 폐수무방류배출시설 설치허가는 폐수배출시설 설치제한지역에서만 가능하므로, 제한지역으로 지정·고시되지 않은 계획관리지역에서는 그 예외를 활용할 수 없어 건축이 불가능하게 되는 결과가 되었다.</w:t>
+      </w:r>
+      <w:r>
+        <w:rPr>
+          <w:rFonts w:ascii="맑은 고딕" w:hAnsi="맑은 고딕" w:eastAsia="맑은 고딕" w:cs="맑은 고딕"/>
+          <w:color w:val="000000"/>
+        </w:rPr>
+        <w:br/>
       </w:r>
       <w:r>
         <w:rPr>
@@ -680,6 +708,7 @@
         <w:rPr>
           <w:rFonts w:ascii="맑은 고딕" w:hAnsi="맑은 고딕" w:eastAsia="맑은 고딕" w:cs="맑은 고딕"/>
           <w:color w:val="000000"/>
+          <w:u w:val="single"/>
         </w:rPr>
         <w:t>이 사건의 쟁점은, 계획관리지역 안에서 건축할 수 없는 건축물로 특정수질유해물질이 기준 이상 배출되는 공장시설을 열거한 국토계획법 시행령 조항이 모법의 위임 범위를 일탈하였는지 여부와, 과잉금지원칙 및 평등원칙에 위배되는지 여부이다.</w:t>
       </w:r>
@@ -735,6 +764,13 @@
           <w:rFonts w:ascii="맑은 고딕" w:hAnsi="맑은 고딕" w:eastAsia="맑은 고딕" w:cs="맑은 고딕"/>
           <w:color w:val="000000"/>
         </w:rPr>
+        <w:br/>
+      </w:r>
+      <w:r>
+        <w:rPr>
+          <w:rFonts w:ascii="맑은 고딕" w:hAnsi="맑은 고딕" w:eastAsia="맑은 고딕" w:cs="맑은 고딕"/>
+          <w:color w:val="000000"/>
+        </w:rPr>
         <w:t>② 대법원의 판단 그러나 원심의 판단은 그대로 받아들이기 어렵다.</w:t>
       </w:r>
       <w:r>
@@ -749,6 +785,13 @@
           <w:rFonts w:ascii="맑은 고딕" w:hAnsi="맑은 고딕" w:eastAsia="맑은 고딕" w:cs="맑은 고딕"/>
           <w:color w:val="000000"/>
         </w:rPr>
+        <w:br/>
+      </w:r>
+      <w:r>
+        <w:rPr>
+          <w:rFonts w:ascii="맑은 고딕" w:hAnsi="맑은 고딕" w:eastAsia="맑은 고딕" w:cs="맑은 고딕"/>
+          <w:color w:val="000000"/>
+        </w:rPr>
         <w:t>③ 국토계획법은 제76조 제1항에서 용도지역에서의 건축물의 용도·종류 및 규모 등의 제한에 관한 사항을 대통령령으로 정하도록 위임하면서도, 제36조 제1항을 통하여 대통령령의 제정자가 준거하여야 할 각 용도지역의 기능과 특성, 그 의미를 규정하고 있다.</w:t>
       </w:r>
       <w:r>
@@ -763,6 +806,13 @@
           <w:rFonts w:ascii="맑은 고딕" w:hAnsi="맑은 고딕" w:eastAsia="맑은 고딕" w:cs="맑은 고딕"/>
           <w:color w:val="000000"/>
         </w:rPr>
+        <w:br/>
+      </w:r>
+      <w:r>
+        <w:rPr>
+          <w:rFonts w:ascii="맑은 고딕" w:hAnsi="맑은 고딕" w:eastAsia="맑은 고딕" w:cs="맑은 고딕"/>
+          <w:color w:val="000000"/>
+        </w:rPr>
         <w:t>④ 계획관리지역에 대해서는 ‘도시지역으로의 편입이 예상되거나 자연환경을 고려하여 제한적인 이용·개발을 하려는 지역으로서 계획적·체계적인 개발·관리가 필요한 지역’이라고 규정하고 있어, 법 자체에서 이미 광범위한 건축 제한이 이루어질 가능성을 예정하고 있다.</w:t>
       </w:r>
       <w:r>
@@ -777,6 +827,13 @@
           <w:rFonts w:ascii="맑은 고딕" w:hAnsi="맑은 고딕" w:eastAsia="맑은 고딕" w:cs="맑은 고딕"/>
           <w:color w:val="000000"/>
         </w:rPr>
+        <w:br/>
+      </w:r>
+      <w:r>
+        <w:rPr>
+          <w:rFonts w:ascii="맑은 고딕" w:hAnsi="맑은 고딕" w:eastAsia="맑은 고딕" w:cs="맑은 고딕"/>
+          <w:color w:val="000000"/>
+        </w:rPr>
         <w:t>⑤ 토지의 사회성·공공성을 고려하면 토지재산권에 대하여는 다른 재산권에 비하여 강한 제한과 의무가 부과될 수 있고, 토지의 이용·개발과 보전에 관한 사항에 관해서는 입법자에게 광범위한 입법형성권이 부여되어 있다.</w:t>
       </w:r>
       <w:r>
@@ -791,6 +848,13 @@
           <w:rFonts w:ascii="맑은 고딕" w:hAnsi="맑은 고딕" w:eastAsia="맑은 고딕" w:cs="맑은 고딕"/>
           <w:color w:val="000000"/>
         </w:rPr>
+        <w:br/>
+      </w:r>
+      <w:r>
+        <w:rPr>
+          <w:rFonts w:ascii="맑은 고딕" w:hAnsi="맑은 고딕" w:eastAsia="맑은 고딕" w:cs="맑은 고딕"/>
+          <w:color w:val="000000"/>
+        </w:rPr>
         <w:t>⑥ 그러므로 이 사건 시행령 조항에서 계획관리지역 안에서 건축할 수 없는 건축물의 하나로 특정수질유해물질이 기준 이상으로 배출되는 공장시설 등을 구체적으로 열거한 것은, 모법이 예정하고 있는 바를 구체화·명확화한 것이라고 볼 수 있을 뿐 모법의 위임 범위를 뛰어넘은 것이라고 평가하기는 어렵다.</w:t>
       </w:r>
       <w:r>
@@ -805,6 +869,13 @@
           <w:rFonts w:ascii="맑은 고딕" w:hAnsi="맑은 고딕" w:eastAsia="맑은 고딕" w:cs="맑은 고딕"/>
           <w:color w:val="000000"/>
         </w:rPr>
+        <w:br/>
+      </w:r>
+      <w:r>
+        <w:rPr>
+          <w:rFonts w:ascii="맑은 고딕" w:hAnsi="맑은 고딕" w:eastAsia="맑은 고딕" w:cs="맑은 고딕"/>
+          <w:color w:val="000000"/>
+        </w:rPr>
         <w:t>⑦ 나아가 이 사건 시행령 조항이 과잉금지원칙 등에 위배하여 국민의 직업(영업)의 자유를 침해한 위헌인 규정이라고 볼 수 없고, 평등원칙에 위배된 자의적인 입법이라고 볼 수도 없다.</w:t>
       </w:r>
       <w:r>
@@ -818,6 +889,14 @@
         <w:rPr>
           <w:rFonts w:ascii="맑은 고딕" w:hAnsi="맑은 고딕" w:eastAsia="맑은 고딕" w:cs="맑은 고딕"/>
           <w:color w:val="000000"/>
+        </w:rPr>
+        <w:br/>
+      </w:r>
+      <w:r>
+        <w:rPr>
+          <w:rFonts w:ascii="맑은 고딕" w:hAnsi="맑은 고딕" w:eastAsia="맑은 고딕" w:cs="맑은 고딕"/>
+          <w:color w:val="000000"/>
+          <w:u w:val="single"/>
         </w:rPr>
         <w:t>⑧ 그럼에도 원심이 이 사건 시행령 조항을 위헌·위법이라고 판단한 데에는 법리를 오해하여 판결에 영향을 미친 잘못이 있다.</w:t>
       </w:r>

--- a/블로그글작성/판례/물환경_대법원_시리즈/판례_대법원2019도3795_계획관리지역의특정수질유해물질배출공장금지는합헌입니다.docx
+++ b/블로그글작성/판례/물환경_대법원_시리즈/판례_대법원2019도3795_계획관리지역의특정수질유해물질배출공장금지는합헌입니다.docx
@@ -16,7 +16,7 @@
           <w:color w:val="000000"/>
           <w:sz w:val="30"/>
         </w:rPr>
-        <w:t>계획관리지역의 특정수질유해물질 배출공장 금지는 합헌입니다</w:t>
+        <w:t>계획관리지역의 특정수질유해물질 배출공장 금지는 합헌입니다. (2019도3795)</w:t>
       </w:r>
     </w:p>
     <w:p>
@@ -47,12 +47,6 @@
         </w:rPr>
         <w:t>○ 계획관리지역에서 특정수질유해물질을 기준 이상 배출하는 공장의 건축을 금지한 국토계획법 시행령 조항이 위헌·위법인지가 문제된 사건입니다. 대법원은 모법의 위임 범위를 벗어나지 않았고 과잉금지원칙이나 평등원칙에도 위배되지 않는다고 보아 원심을 파기하였습니다.</w:t>
       </w:r>
-    </w:p>
-    <w:p>
-      <w:pPr>
-        <w:autoSpaceDN w:val="0"/>
-        <w:autoSpaceDE w:val="0"/>
-      </w:pPr>
     </w:p>
     <w:p>
       <w:pPr>
@@ -220,12 +214,6 @@
       <w:pPr>
         <w:autoSpaceDN w:val="0"/>
         <w:autoSpaceDE w:val="0"/>
-      </w:pPr>
-    </w:p>
-    <w:p>
-      <w:pPr>
-        <w:autoSpaceDN w:val="0"/>
-        <w:autoSpaceDE w:val="0"/>
         <w:pStyle w:val="2"/>
       </w:pPr>
       <w:r>
@@ -558,6 +546,118 @@
       <w:pPr>
         <w:autoSpaceDN w:val="0"/>
         <w:autoSpaceDE w:val="0"/>
+        <w:pStyle w:val="2"/>
+        <w:spacing w:before="80"/>
+      </w:pPr>
+      <w:r>
+        <w:rPr>
+          <w:rFonts w:ascii="맑은 고딕" w:hAnsi="맑은 고딕" w:eastAsia="맑은 고딕" w:cs="맑은 고딕"/>
+          <w:color w:val="000000"/>
+        </w:rPr>
+        <w:t>2. 사실관계</w:t>
+      </w:r>
+    </w:p>
+    <w:p>
+      <w:pPr>
+        <w:autoSpaceDN w:val="0"/>
+        <w:autoSpaceDE w:val="0"/>
+      </w:pPr>
+      <w:r>
+        <w:rPr>
+          <w:rFonts w:ascii="맑은 고딕" w:hAnsi="맑은 고딕" w:eastAsia="맑은 고딕" w:cs="맑은 고딕"/>
+          <w:color w:val="000000"/>
+        </w:rPr>
+        <w:t>① 구 수질수생태계법 제33조 제1항은 폐수배출시설을 설치하려는 자는 환경부장관의 허가를 받거나 신고하도록 하고, 그 시행령은 특정수질유해물질이 환경부령으로 정하는 기준 이상으로 배출되는 배출시설을 허가 대상으로 규정하고 있었다.</w:t>
+      </w:r>
+      <w:r>
+        <w:rPr>
+          <w:rFonts w:ascii="맑은 고딕" w:hAnsi="맑은 고딕" w:eastAsia="맑은 고딕" w:cs="맑은 고딕"/>
+          <w:color w:val="000000"/>
+        </w:rPr>
+        <w:br/>
+      </w:r>
+      <w:r>
+        <w:rPr>
+          <w:rFonts w:ascii="맑은 고딕" w:hAnsi="맑은 고딕" w:eastAsia="맑은 고딕" w:cs="맑은 고딕"/>
+          <w:color w:val="000000"/>
+        </w:rPr>
+        <w:br/>
+      </w:r>
+      <w:r>
+        <w:rPr>
+          <w:rFonts w:ascii="맑은 고딕" w:hAnsi="맑은 고딕" w:eastAsia="맑은 고딕" w:cs="맑은 고딕"/>
+          <w:color w:val="000000"/>
+        </w:rPr>
+        <w:t>② 같은 법은 상수원보호구역 상류지역 등에 폐수배출시설 설치제한지역을 지정·고시하여 설치를 제한할 수 있게 하면서도, 그 제한에도 불구하고 일정한 특정수질유해물질 배출시설은 폐수무방류배출시설 방식으로 설치할 수 있도록 정하고 있었다.</w:t>
+      </w:r>
+      <w:r>
+        <w:rPr>
+          <w:rFonts w:ascii="맑은 고딕" w:hAnsi="맑은 고딕" w:eastAsia="맑은 고딕" w:cs="맑은 고딕"/>
+          <w:color w:val="000000"/>
+        </w:rPr>
+        <w:br/>
+      </w:r>
+      <w:r>
+        <w:rPr>
+          <w:rFonts w:ascii="맑은 고딕" w:hAnsi="맑은 고딕" w:eastAsia="맑은 고딕" w:cs="맑은 고딕"/>
+          <w:color w:val="000000"/>
+        </w:rPr>
+        <w:br/>
+      </w:r>
+      <w:r>
+        <w:rPr>
+          <w:rFonts w:ascii="맑은 고딕" w:hAnsi="맑은 고딕" w:eastAsia="맑은 고딕" w:cs="맑은 고딕"/>
+          <w:color w:val="000000"/>
+        </w:rPr>
+        <w:t>③ 국토계획법 시행령 [별표 20]은 계획관리지역 안에서 건축할 수 없는 건축물의 하나로, 특정수질유해물질이 기준 이상으로 배출되는 공장시설을 규정하면서 폐수무방류배출시설 설치허가를 받아 운영하는 경우를 예외로 두고 있었다.</w:t>
+      </w:r>
+      <w:r>
+        <w:rPr>
+          <w:rFonts w:ascii="맑은 고딕" w:hAnsi="맑은 고딕" w:eastAsia="맑은 고딕" w:cs="맑은 고딕"/>
+          <w:color w:val="000000"/>
+        </w:rPr>
+        <w:br/>
+      </w:r>
+      <w:r>
+        <w:rPr>
+          <w:rFonts w:ascii="맑은 고딕" w:hAnsi="맑은 고딕" w:eastAsia="맑은 고딕" w:cs="맑은 고딕"/>
+          <w:color w:val="000000"/>
+        </w:rPr>
+        <w:br/>
+      </w:r>
+      <w:r>
+        <w:rPr>
+          <w:rFonts w:ascii="맑은 고딕" w:hAnsi="맑은 고딕" w:eastAsia="맑은 고딕" w:cs="맑은 고딕"/>
+          <w:color w:val="000000"/>
+        </w:rPr>
+        <w:t>④ 그런데 폐수무방류배출시설 설치허가는 폐수배출시설 설치제한지역에서만 가능하므로, 제한지역으로 지정·고시되지 않은 계획관리지역에서는 그 예외를 활용할 수 없어 건축이 불가능하게 되는 결과가 되었다.</w:t>
+      </w:r>
+      <w:r>
+        <w:rPr>
+          <w:rFonts w:ascii="맑은 고딕" w:hAnsi="맑은 고딕" w:eastAsia="맑은 고딕" w:cs="맑은 고딕"/>
+          <w:color w:val="000000"/>
+        </w:rPr>
+        <w:br/>
+      </w:r>
+      <w:r>
+        <w:rPr>
+          <w:rFonts w:ascii="맑은 고딕" w:hAnsi="맑은 고딕" w:eastAsia="맑은 고딕" w:cs="맑은 고딕"/>
+          <w:color w:val="000000"/>
+        </w:rPr>
+        <w:br/>
+      </w:r>
+      <w:r>
+        <w:rPr>
+          <w:rFonts w:ascii="맑은 고딕" w:hAnsi="맑은 고딕" w:eastAsia="맑은 고딕" w:cs="맑은 고딕"/>
+          <w:color w:val="000000"/>
+        </w:rPr>
+        <w:t>⑤ 원심은 이러한 사정에 주목하여 위 시행령 조항이 모법의 위임 범위를 일탈하였거나 과잉금지원칙 등에 위배하여 직업(영업)의 자유를 침해한 위헌인 규정이라고 판단하였다.</w:t>
+      </w:r>
+    </w:p>
+    <w:p>
+      <w:pPr>
+        <w:autoSpaceDN w:val="0"/>
+        <w:autoSpaceDE w:val="0"/>
       </w:pPr>
     </w:p>
     <w:p>
@@ -572,7 +672,7 @@
           <w:rFonts w:ascii="맑은 고딕" w:hAnsi="맑은 고딕" w:eastAsia="맑은 고딕" w:cs="맑은 고딕"/>
           <w:color w:val="000000"/>
         </w:rPr>
-        <w:t>2. 사실관계</w:t>
+        <w:t>3. 쟁점</w:t>
       </w:r>
     </w:p>
     <w:p>
@@ -584,99 +684,10 @@
         <w:rPr>
           <w:rFonts w:ascii="맑은 고딕" w:hAnsi="맑은 고딕" w:eastAsia="맑은 고딕" w:cs="맑은 고딕"/>
           <w:color w:val="000000"/>
-        </w:rPr>
-        <w:t>① 구 수질수생태계법 제33조 제1항은 폐수배출시설을 설치하려는 자는 환경부장관의 허가를 받거나 신고하도록 하고, 그 시행령은 특정수질유해물질이 환경부령으로 정하는 기준 이상으로 배출되는 배출시설을 허가 대상으로 규정하고 있었다.</w:t>
-      </w:r>
-      <w:r>
-        <w:rPr>
-          <w:rFonts w:ascii="맑은 고딕" w:hAnsi="맑은 고딕" w:eastAsia="맑은 고딕" w:cs="맑은 고딕"/>
-          <w:color w:val="000000"/>
-        </w:rPr>
-        <w:br/>
-      </w:r>
-      <w:r>
-        <w:rPr>
-          <w:rFonts w:ascii="맑은 고딕" w:hAnsi="맑은 고딕" w:eastAsia="맑은 고딕" w:cs="맑은 고딕"/>
-          <w:color w:val="000000"/>
-        </w:rPr>
-        <w:br/>
-      </w:r>
-      <w:r>
-        <w:rPr>
-          <w:rFonts w:ascii="맑은 고딕" w:hAnsi="맑은 고딕" w:eastAsia="맑은 고딕" w:cs="맑은 고딕"/>
-          <w:color w:val="000000"/>
-        </w:rPr>
-        <w:t>② 같은 법은 상수원보호구역 상류지역 등에 폐수배출시설 설치제한지역을 지정·고시하여 설치를 제한할 수 있게 하면서도, 그 제한에도 불구하고 일정한 특정수질유해물질 배출시설은 폐수무방류배출시설 방식으로 설치할 수 있도록 정하고 있었다.</w:t>
-      </w:r>
-      <w:r>
-        <w:rPr>
-          <w:rFonts w:ascii="맑은 고딕" w:hAnsi="맑은 고딕" w:eastAsia="맑은 고딕" w:cs="맑은 고딕"/>
-          <w:color w:val="000000"/>
-        </w:rPr>
-        <w:br/>
-      </w:r>
-      <w:r>
-        <w:rPr>
-          <w:rFonts w:ascii="맑은 고딕" w:hAnsi="맑은 고딕" w:eastAsia="맑은 고딕" w:cs="맑은 고딕"/>
-          <w:color w:val="000000"/>
-        </w:rPr>
-        <w:br/>
-      </w:r>
-      <w:r>
-        <w:rPr>
-          <w:rFonts w:ascii="맑은 고딕" w:hAnsi="맑은 고딕" w:eastAsia="맑은 고딕" w:cs="맑은 고딕"/>
-          <w:color w:val="000000"/>
-        </w:rPr>
-        <w:t>③ 국토계획법 시행령 [별표 20]은 계획관리지역 안에서 건축할 수 없는 건축물의 하나로, 특정수질유해물질이 기준 이상으로 배출되는 공장시설을 규정하면서 폐수무방류배출시설 설치허가를 받아 운영하는 경우를 예외로 두고 있었다.</w:t>
-      </w:r>
-      <w:r>
-        <w:rPr>
-          <w:rFonts w:ascii="맑은 고딕" w:hAnsi="맑은 고딕" w:eastAsia="맑은 고딕" w:cs="맑은 고딕"/>
-          <w:color w:val="000000"/>
-        </w:rPr>
-        <w:br/>
-      </w:r>
-      <w:r>
-        <w:rPr>
-          <w:rFonts w:ascii="맑은 고딕" w:hAnsi="맑은 고딕" w:eastAsia="맑은 고딕" w:cs="맑은 고딕"/>
-          <w:color w:val="000000"/>
-        </w:rPr>
-        <w:br/>
-      </w:r>
-      <w:r>
-        <w:rPr>
-          <w:rFonts w:ascii="맑은 고딕" w:hAnsi="맑은 고딕" w:eastAsia="맑은 고딕" w:cs="맑은 고딕"/>
-          <w:color w:val="000000"/>
-        </w:rPr>
-        <w:t>④ 그런데 폐수무방류배출시설 설치허가는 폐수배출시설 설치제한지역에서만 가능하므로, 제한지역으로 지정·고시되지 않은 계획관리지역에서는 그 예외를 활용할 수 없어 건축이 불가능하게 되는 결과가 되었다.</w:t>
-      </w:r>
-      <w:r>
-        <w:rPr>
-          <w:rFonts w:ascii="맑은 고딕" w:hAnsi="맑은 고딕" w:eastAsia="맑은 고딕" w:cs="맑은 고딕"/>
-          <w:color w:val="000000"/>
-        </w:rPr>
-        <w:br/>
-      </w:r>
-      <w:r>
-        <w:rPr>
-          <w:rFonts w:ascii="맑은 고딕" w:hAnsi="맑은 고딕" w:eastAsia="맑은 고딕" w:cs="맑은 고딕"/>
-          <w:color w:val="000000"/>
-        </w:rPr>
-        <w:br/>
-      </w:r>
-      <w:r>
-        <w:rPr>
-          <w:rFonts w:ascii="맑은 고딕" w:hAnsi="맑은 고딕" w:eastAsia="맑은 고딕" w:cs="맑은 고딕"/>
-          <w:color w:val="000000"/>
-        </w:rPr>
-        <w:t>⑤ 원심은 이러한 사정에 주목하여 위 시행령 조항이 모법의 위임 범위를 일탈하였거나 과잉금지원칙 등에 위배하여 직업(영업)의 자유를 침해한 위헌인 규정이라고 판단하였다.</w:t>
-      </w:r>
-    </w:p>
-    <w:p>
-      <w:pPr>
-        <w:autoSpaceDN w:val="0"/>
-        <w:autoSpaceDE w:val="0"/>
-      </w:pPr>
+          <w:u w:val="single"/>
+        </w:rPr>
+        <w:t>이 사건의 쟁점은, 계획관리지역 안에서 건축할 수 없는 건축물로 특정수질유해물질이 기준 이상 배출되는 공장시설을 열거한 국토계획법 시행령 조항이 모법의 위임 범위를 일탈하였는지 여부와, 과잉금지원칙 및 평등원칙에 위배되는지 여부이다.</w:t>
+      </w:r>
     </w:p>
     <w:p>
       <w:pPr>
@@ -696,7 +707,7 @@
           <w:rFonts w:ascii="맑은 고딕" w:hAnsi="맑은 고딕" w:eastAsia="맑은 고딕" w:cs="맑은 고딕"/>
           <w:color w:val="000000"/>
         </w:rPr>
-        <w:t>3. 쟁점</w:t>
+        <w:t>4. 판단</w:t>
       </w:r>
     </w:p>
     <w:p>
@@ -708,204 +719,157 @@
         <w:rPr>
           <w:rFonts w:ascii="맑은 고딕" w:hAnsi="맑은 고딕" w:eastAsia="맑은 고딕" w:cs="맑은 고딕"/>
           <w:color w:val="000000"/>
+        </w:rPr>
+        <w:t>① 원심의 판단 원심은 계획관리지역 중 폐수배출시설 설치제한지역으로 지정·고시되지 않은 지역에서는 폐수무방류배출시설 설치허가를 받을 가능성이 차단되어 건축이 불가능해진다는 사정에 주목하여, 이 사건 시행령 조항이 모법의 위임 범위를 일탈하였거나 위헌이라고 판단하였다.</w:t>
+      </w:r>
+      <w:r>
+        <w:rPr>
+          <w:rFonts w:ascii="맑은 고딕" w:hAnsi="맑은 고딕" w:eastAsia="맑은 고딕" w:cs="맑은 고딕"/>
+          <w:color w:val="000000"/>
+        </w:rPr>
+        <w:br/>
+      </w:r>
+      <w:r>
+        <w:rPr>
+          <w:rFonts w:ascii="맑은 고딕" w:hAnsi="맑은 고딕" w:eastAsia="맑은 고딕" w:cs="맑은 고딕"/>
+          <w:color w:val="000000"/>
+        </w:rPr>
+        <w:br/>
+      </w:r>
+      <w:r>
+        <w:rPr>
+          <w:rFonts w:ascii="맑은 고딕" w:hAnsi="맑은 고딕" w:eastAsia="맑은 고딕" w:cs="맑은 고딕"/>
+          <w:color w:val="000000"/>
+        </w:rPr>
+        <w:t>② 대법원의 판단 그러나 원심의 판단은 그대로 받아들이기 어렵다.</w:t>
+      </w:r>
+      <w:r>
+        <w:rPr>
+          <w:rFonts w:ascii="맑은 고딕" w:hAnsi="맑은 고딕" w:eastAsia="맑은 고딕" w:cs="맑은 고딕"/>
+          <w:color w:val="000000"/>
+        </w:rPr>
+        <w:br/>
+      </w:r>
+      <w:r>
+        <w:rPr>
+          <w:rFonts w:ascii="맑은 고딕" w:hAnsi="맑은 고딕" w:eastAsia="맑은 고딕" w:cs="맑은 고딕"/>
+          <w:color w:val="000000"/>
+        </w:rPr>
+        <w:br/>
+      </w:r>
+      <w:r>
+        <w:rPr>
+          <w:rFonts w:ascii="맑은 고딕" w:hAnsi="맑은 고딕" w:eastAsia="맑은 고딕" w:cs="맑은 고딕"/>
+          <w:color w:val="000000"/>
+        </w:rPr>
+        <w:t>③ 국토계획법은 제76조 제1항에서 용도지역에서의 건축물의 용도·종류 및 규모 등의 제한에 관한 사항을 대통령령으로 정하도록 위임하면서도, 제36조 제1항을 통하여 대통령령의 제정자가 준거하여야 할 각 용도지역의 기능과 특성, 그 의미를 규정하고 있다.</w:t>
+      </w:r>
+      <w:r>
+        <w:rPr>
+          <w:rFonts w:ascii="맑은 고딕" w:hAnsi="맑은 고딕" w:eastAsia="맑은 고딕" w:cs="맑은 고딕"/>
+          <w:color w:val="000000"/>
+        </w:rPr>
+        <w:br/>
+      </w:r>
+      <w:r>
+        <w:rPr>
+          <w:rFonts w:ascii="맑은 고딕" w:hAnsi="맑은 고딕" w:eastAsia="맑은 고딕" w:cs="맑은 고딕"/>
+          <w:color w:val="000000"/>
+        </w:rPr>
+        <w:br/>
+      </w:r>
+      <w:r>
+        <w:rPr>
+          <w:rFonts w:ascii="맑은 고딕" w:hAnsi="맑은 고딕" w:eastAsia="맑은 고딕" w:cs="맑은 고딕"/>
+          <w:color w:val="000000"/>
+        </w:rPr>
+        <w:t>④ 계획관리지역에 대해서는 ‘도시지역으로의 편입이 예상되거나 자연환경을 고려하여 제한적인 이용·개발을 하려는 지역으로서 계획적·체계적인 개발·관리가 필요한 지역’이라고 규정하고 있어, 법 자체에서 이미 광범위한 건축 제한이 이루어질 가능성을 예정하고 있다.</w:t>
+      </w:r>
+      <w:r>
+        <w:rPr>
+          <w:rFonts w:ascii="맑은 고딕" w:hAnsi="맑은 고딕" w:eastAsia="맑은 고딕" w:cs="맑은 고딕"/>
+          <w:color w:val="000000"/>
+        </w:rPr>
+        <w:br/>
+      </w:r>
+      <w:r>
+        <w:rPr>
+          <w:rFonts w:ascii="맑은 고딕" w:hAnsi="맑은 고딕" w:eastAsia="맑은 고딕" w:cs="맑은 고딕"/>
+          <w:color w:val="000000"/>
+        </w:rPr>
+        <w:br/>
+      </w:r>
+      <w:r>
+        <w:rPr>
+          <w:rFonts w:ascii="맑은 고딕" w:hAnsi="맑은 고딕" w:eastAsia="맑은 고딕" w:cs="맑은 고딕"/>
+          <w:color w:val="000000"/>
+        </w:rPr>
+        <w:t>⑤ 토지의 사회성·공공성을 고려하면 토지재산권에 대하여는 다른 재산권에 비하여 강한 제한과 의무가 부과될 수 있고, 토지의 이용·개발과 보전에 관한 사항에 관해서는 입법자에게 광범위한 입법형성권이 부여되어 있다.</w:t>
+      </w:r>
+      <w:r>
+        <w:rPr>
+          <w:rFonts w:ascii="맑은 고딕" w:hAnsi="맑은 고딕" w:eastAsia="맑은 고딕" w:cs="맑은 고딕"/>
+          <w:color w:val="000000"/>
+        </w:rPr>
+        <w:br/>
+      </w:r>
+      <w:r>
+        <w:rPr>
+          <w:rFonts w:ascii="맑은 고딕" w:hAnsi="맑은 고딕" w:eastAsia="맑은 고딕" w:cs="맑은 고딕"/>
+          <w:color w:val="000000"/>
+        </w:rPr>
+        <w:br/>
+      </w:r>
+      <w:r>
+        <w:rPr>
+          <w:rFonts w:ascii="맑은 고딕" w:hAnsi="맑은 고딕" w:eastAsia="맑은 고딕" w:cs="맑은 고딕"/>
+          <w:color w:val="000000"/>
+        </w:rPr>
+        <w:t>⑥ 그러므로 이 사건 시행령 조항에서 계획관리지역 안에서 건축할 수 없는 건축물의 하나로 특정수질유해물질이 기준 이상으로 배출되는 공장시설 등을 구체적으로 열거한 것은, 모법이 예정하고 있는 바를 구체화·명확화한 것이라고 볼 수 있을 뿐 모법의 위임 범위를 뛰어넘은 것이라고 평가하기는 어렵다.</w:t>
+      </w:r>
+      <w:r>
+        <w:rPr>
+          <w:rFonts w:ascii="맑은 고딕" w:hAnsi="맑은 고딕" w:eastAsia="맑은 고딕" w:cs="맑은 고딕"/>
+          <w:color w:val="000000"/>
+        </w:rPr>
+        <w:br/>
+      </w:r>
+      <w:r>
+        <w:rPr>
+          <w:rFonts w:ascii="맑은 고딕" w:hAnsi="맑은 고딕" w:eastAsia="맑은 고딕" w:cs="맑은 고딕"/>
+          <w:color w:val="000000"/>
+        </w:rPr>
+        <w:br/>
+      </w:r>
+      <w:r>
+        <w:rPr>
+          <w:rFonts w:ascii="맑은 고딕" w:hAnsi="맑은 고딕" w:eastAsia="맑은 고딕" w:cs="맑은 고딕"/>
+          <w:color w:val="000000"/>
+        </w:rPr>
+        <w:t>⑦ 나아가 이 사건 시행령 조항이 과잉금지원칙 등에 위배하여 국민의 직업(영업)의 자유를 침해한 위헌인 규정이라고 볼 수 없고, 평등원칙에 위배된 자의적인 입법이라고 볼 수도 없다.</w:t>
+      </w:r>
+      <w:r>
+        <w:rPr>
+          <w:rFonts w:ascii="맑은 고딕" w:hAnsi="맑은 고딕" w:eastAsia="맑은 고딕" w:cs="맑은 고딕"/>
+          <w:color w:val="000000"/>
+        </w:rPr>
+        <w:br/>
+      </w:r>
+      <w:r>
+        <w:rPr>
+          <w:rFonts w:ascii="맑은 고딕" w:hAnsi="맑은 고딕" w:eastAsia="맑은 고딕" w:cs="맑은 고딕"/>
+          <w:color w:val="000000"/>
+        </w:rPr>
+        <w:br/>
+      </w:r>
+      <w:r>
+        <w:rPr>
+          <w:rFonts w:ascii="맑은 고딕" w:hAnsi="맑은 고딕" w:eastAsia="맑은 고딕" w:cs="맑은 고딕"/>
+          <w:color w:val="000000"/>
           <w:u w:val="single"/>
         </w:rPr>
-        <w:t>이 사건의 쟁점은, 계획관리지역 안에서 건축할 수 없는 건축물로 특정수질유해물질이 기준 이상 배출되는 공장시설을 열거한 국토계획법 시행령 조항이 모법의 위임 범위를 일탈하였는지 여부와, 과잉금지원칙 및 평등원칙에 위배되는지 여부이다.</w:t>
-      </w:r>
-    </w:p>
-    <w:p>
-      <w:pPr>
-        <w:autoSpaceDN w:val="0"/>
-        <w:autoSpaceDE w:val="0"/>
-      </w:pPr>
-    </w:p>
-    <w:p>
-      <w:pPr>
-        <w:autoSpaceDN w:val="0"/>
-        <w:autoSpaceDE w:val="0"/>
-      </w:pPr>
-    </w:p>
-    <w:p>
-      <w:pPr>
-        <w:autoSpaceDN w:val="0"/>
-        <w:autoSpaceDE w:val="0"/>
-        <w:pStyle w:val="2"/>
-        <w:spacing w:before="80"/>
-      </w:pPr>
-      <w:r>
-        <w:rPr>
-          <w:rFonts w:ascii="맑은 고딕" w:hAnsi="맑은 고딕" w:eastAsia="맑은 고딕" w:cs="맑은 고딕"/>
-          <w:color w:val="000000"/>
-        </w:rPr>
-        <w:t>4. 판단</w:t>
-      </w:r>
-    </w:p>
-    <w:p>
-      <w:pPr>
-        <w:autoSpaceDN w:val="0"/>
-        <w:autoSpaceDE w:val="0"/>
-      </w:pPr>
-      <w:r>
-        <w:rPr>
-          <w:rFonts w:ascii="맑은 고딕" w:hAnsi="맑은 고딕" w:eastAsia="맑은 고딕" w:cs="맑은 고딕"/>
-          <w:color w:val="000000"/>
-        </w:rPr>
-        <w:t>① 원심의 판단 원심은 계획관리지역 중 폐수배출시설 설치제한지역으로 지정·고시되지 않은 지역에서는 폐수무방류배출시설 설치허가를 받을 가능성이 차단되어 건축이 불가능해진다는 사정에 주목하여, 이 사건 시행령 조항이 모법의 위임 범위를 일탈하였거나 위헌이라고 판단하였다.</w:t>
-      </w:r>
-      <w:r>
-        <w:rPr>
-          <w:rFonts w:ascii="맑은 고딕" w:hAnsi="맑은 고딕" w:eastAsia="맑은 고딕" w:cs="맑은 고딕"/>
-          <w:color w:val="000000"/>
-        </w:rPr>
-        <w:br/>
-      </w:r>
-      <w:r>
-        <w:rPr>
-          <w:rFonts w:ascii="맑은 고딕" w:hAnsi="맑은 고딕" w:eastAsia="맑은 고딕" w:cs="맑은 고딕"/>
-          <w:color w:val="000000"/>
-        </w:rPr>
-        <w:br/>
-      </w:r>
-      <w:r>
-        <w:rPr>
-          <w:rFonts w:ascii="맑은 고딕" w:hAnsi="맑은 고딕" w:eastAsia="맑은 고딕" w:cs="맑은 고딕"/>
-          <w:color w:val="000000"/>
-        </w:rPr>
-        <w:t>② 대법원의 판단 그러나 원심의 판단은 그대로 받아들이기 어렵다.</w:t>
-      </w:r>
-      <w:r>
-        <w:rPr>
-          <w:rFonts w:ascii="맑은 고딕" w:hAnsi="맑은 고딕" w:eastAsia="맑은 고딕" w:cs="맑은 고딕"/>
-          <w:color w:val="000000"/>
-        </w:rPr>
-        <w:br/>
-      </w:r>
-      <w:r>
-        <w:rPr>
-          <w:rFonts w:ascii="맑은 고딕" w:hAnsi="맑은 고딕" w:eastAsia="맑은 고딕" w:cs="맑은 고딕"/>
-          <w:color w:val="000000"/>
-        </w:rPr>
-        <w:br/>
-      </w:r>
-      <w:r>
-        <w:rPr>
-          <w:rFonts w:ascii="맑은 고딕" w:hAnsi="맑은 고딕" w:eastAsia="맑은 고딕" w:cs="맑은 고딕"/>
-          <w:color w:val="000000"/>
-        </w:rPr>
-        <w:t>③ 국토계획법은 제76조 제1항에서 용도지역에서의 건축물의 용도·종류 및 규모 등의 제한에 관한 사항을 대통령령으로 정하도록 위임하면서도, 제36조 제1항을 통하여 대통령령의 제정자가 준거하여야 할 각 용도지역의 기능과 특성, 그 의미를 규정하고 있다.</w:t>
-      </w:r>
-      <w:r>
-        <w:rPr>
-          <w:rFonts w:ascii="맑은 고딕" w:hAnsi="맑은 고딕" w:eastAsia="맑은 고딕" w:cs="맑은 고딕"/>
-          <w:color w:val="000000"/>
-        </w:rPr>
-        <w:br/>
-      </w:r>
-      <w:r>
-        <w:rPr>
-          <w:rFonts w:ascii="맑은 고딕" w:hAnsi="맑은 고딕" w:eastAsia="맑은 고딕" w:cs="맑은 고딕"/>
-          <w:color w:val="000000"/>
-        </w:rPr>
-        <w:br/>
-      </w:r>
-      <w:r>
-        <w:rPr>
-          <w:rFonts w:ascii="맑은 고딕" w:hAnsi="맑은 고딕" w:eastAsia="맑은 고딕" w:cs="맑은 고딕"/>
-          <w:color w:val="000000"/>
-        </w:rPr>
-        <w:t>④ 계획관리지역에 대해서는 ‘도시지역으로의 편입이 예상되거나 자연환경을 고려하여 제한적인 이용·개발을 하려는 지역으로서 계획적·체계적인 개발·관리가 필요한 지역’이라고 규정하고 있어, 법 자체에서 이미 광범위한 건축 제한이 이루어질 가능성을 예정하고 있다.</w:t>
-      </w:r>
-      <w:r>
-        <w:rPr>
-          <w:rFonts w:ascii="맑은 고딕" w:hAnsi="맑은 고딕" w:eastAsia="맑은 고딕" w:cs="맑은 고딕"/>
-          <w:color w:val="000000"/>
-        </w:rPr>
-        <w:br/>
-      </w:r>
-      <w:r>
-        <w:rPr>
-          <w:rFonts w:ascii="맑은 고딕" w:hAnsi="맑은 고딕" w:eastAsia="맑은 고딕" w:cs="맑은 고딕"/>
-          <w:color w:val="000000"/>
-        </w:rPr>
-        <w:br/>
-      </w:r>
-      <w:r>
-        <w:rPr>
-          <w:rFonts w:ascii="맑은 고딕" w:hAnsi="맑은 고딕" w:eastAsia="맑은 고딕" w:cs="맑은 고딕"/>
-          <w:color w:val="000000"/>
-        </w:rPr>
-        <w:t>⑤ 토지의 사회성·공공성을 고려하면 토지재산권에 대하여는 다른 재산권에 비하여 강한 제한과 의무가 부과될 수 있고, 토지의 이용·개발과 보전에 관한 사항에 관해서는 입법자에게 광범위한 입법형성권이 부여되어 있다.</w:t>
-      </w:r>
-      <w:r>
-        <w:rPr>
-          <w:rFonts w:ascii="맑은 고딕" w:hAnsi="맑은 고딕" w:eastAsia="맑은 고딕" w:cs="맑은 고딕"/>
-          <w:color w:val="000000"/>
-        </w:rPr>
-        <w:br/>
-      </w:r>
-      <w:r>
-        <w:rPr>
-          <w:rFonts w:ascii="맑은 고딕" w:hAnsi="맑은 고딕" w:eastAsia="맑은 고딕" w:cs="맑은 고딕"/>
-          <w:color w:val="000000"/>
-        </w:rPr>
-        <w:br/>
-      </w:r>
-      <w:r>
-        <w:rPr>
-          <w:rFonts w:ascii="맑은 고딕" w:hAnsi="맑은 고딕" w:eastAsia="맑은 고딕" w:cs="맑은 고딕"/>
-          <w:color w:val="000000"/>
-        </w:rPr>
-        <w:t>⑥ 그러므로 이 사건 시행령 조항에서 계획관리지역 안에서 건축할 수 없는 건축물의 하나로 특정수질유해물질이 기준 이상으로 배출되는 공장시설 등을 구체적으로 열거한 것은, 모법이 예정하고 있는 바를 구체화·명확화한 것이라고 볼 수 있을 뿐 모법의 위임 범위를 뛰어넘은 것이라고 평가하기는 어렵다.</w:t>
-      </w:r>
-      <w:r>
-        <w:rPr>
-          <w:rFonts w:ascii="맑은 고딕" w:hAnsi="맑은 고딕" w:eastAsia="맑은 고딕" w:cs="맑은 고딕"/>
-          <w:color w:val="000000"/>
-        </w:rPr>
-        <w:br/>
-      </w:r>
-      <w:r>
-        <w:rPr>
-          <w:rFonts w:ascii="맑은 고딕" w:hAnsi="맑은 고딕" w:eastAsia="맑은 고딕" w:cs="맑은 고딕"/>
-          <w:color w:val="000000"/>
-        </w:rPr>
-        <w:br/>
-      </w:r>
-      <w:r>
-        <w:rPr>
-          <w:rFonts w:ascii="맑은 고딕" w:hAnsi="맑은 고딕" w:eastAsia="맑은 고딕" w:cs="맑은 고딕"/>
-          <w:color w:val="000000"/>
-        </w:rPr>
-        <w:t>⑦ 나아가 이 사건 시행령 조항이 과잉금지원칙 등에 위배하여 국민의 직업(영업)의 자유를 침해한 위헌인 규정이라고 볼 수 없고, 평등원칙에 위배된 자의적인 입법이라고 볼 수도 없다.</w:t>
-      </w:r>
-      <w:r>
-        <w:rPr>
-          <w:rFonts w:ascii="맑은 고딕" w:hAnsi="맑은 고딕" w:eastAsia="맑은 고딕" w:cs="맑은 고딕"/>
-          <w:color w:val="000000"/>
-        </w:rPr>
-        <w:br/>
-      </w:r>
-      <w:r>
-        <w:rPr>
-          <w:rFonts w:ascii="맑은 고딕" w:hAnsi="맑은 고딕" w:eastAsia="맑은 고딕" w:cs="맑은 고딕"/>
-          <w:color w:val="000000"/>
-        </w:rPr>
-        <w:br/>
-      </w:r>
-      <w:r>
-        <w:rPr>
-          <w:rFonts w:ascii="맑은 고딕" w:hAnsi="맑은 고딕" w:eastAsia="맑은 고딕" w:cs="맑은 고딕"/>
-          <w:color w:val="000000"/>
-          <w:u w:val="single"/>
-        </w:rPr>
         <w:t>⑧ 그럼에도 원심이 이 사건 시행령 조항을 위헌·위법이라고 판단한 데에는 법리를 오해하여 판결에 영향을 미친 잘못이 있다.</w:t>
       </w:r>
-    </w:p>
-    <w:p>
-      <w:pPr>
-        <w:autoSpaceDN w:val="0"/>
-        <w:autoSpaceDE w:val="0"/>
-      </w:pPr>
     </w:p>
     <w:p>
       <w:pPr>
